--- a/todo.docx
+++ b/todo.docx
@@ -152,8 +152,13 @@
       <w:pPr>
         <w:pStyle w:val="Heading2"/>
       </w:pPr>
-      <w:r>
-        <w:t>Misc:</w:t>
+      <w:proofErr w:type="spellStart"/>
+      <w:r>
+        <w:t>Misc</w:t>
+      </w:r>
+      <w:proofErr w:type="spellEnd"/>
+      <w:r>
+        <w:t>:</w:t>
       </w:r>
     </w:p>
     <w:p>
@@ -218,6 +223,70 @@
     </w:p>
     <w:p>
       <w:pPr>
+        <w:pStyle w:val="ListParagraph"/>
+        <w:numPr>
+          <w:ilvl w:val="1"/>
+          <w:numId w:val="1"/>
+        </w:numPr>
+        <w:rPr>
+          <w:lang w:val="en-US"/>
+        </w:rPr>
+      </w:pPr>
+      <w:r>
+        <w:rPr>
+          <w:lang w:val="en-US"/>
+        </w:rPr>
+        <w:t xml:space="preserve">Need to have a </w:t>
+      </w:r>
+      <w:proofErr w:type="spellStart"/>
+      <w:r>
+        <w:rPr>
+          <w:lang w:val="en-US"/>
+        </w:rPr>
+        <w:t>dtu</w:t>
+      </w:r>
+      <w:proofErr w:type="spellEnd"/>
+      <w:r>
+        <w:rPr>
+          <w:lang w:val="en-US"/>
+        </w:rPr>
+        <w:t xml:space="preserve"> LOGO and remove the “Geological engineering” or </w:t>
+      </w:r>
+      <w:proofErr w:type="spellStart"/>
+      <w:r>
+        <w:rPr>
+          <w:lang w:val="en-US"/>
+        </w:rPr>
+        <w:t>wwahtever</w:t>
+      </w:r>
+      <w:proofErr w:type="spellEnd"/>
+      <w:r>
+        <w:rPr>
+          <w:lang w:val="en-US"/>
+        </w:rPr>
+        <w:t xml:space="preserve"> bottom text and replace with DTU sustain</w:t>
+      </w:r>
+    </w:p>
+    <w:p>
+      <w:pPr>
+        <w:pStyle w:val="ListParagraph"/>
+        <w:numPr>
+          <w:ilvl w:val="1"/>
+          <w:numId w:val="1"/>
+        </w:numPr>
+        <w:rPr>
+          <w:lang w:val="en-US"/>
+        </w:rPr>
+      </w:pPr>
+      <w:r>
+        <w:rPr>
+          <w:lang w:val="en-US"/>
+        </w:rPr>
+        <w:t>Add your name.</w:t>
+      </w:r>
+    </w:p>
+    <w:p>
+      <w:pPr>
         <w:rPr>
           <w:lang w:val="en-US"/>
         </w:rPr>
@@ -268,8 +337,13 @@
       <w:pPr>
         <w:pStyle w:val="Heading3"/>
       </w:pPr>
-      <w:r>
-        <w:t>Statistics tab</w:t>
+      <w:proofErr w:type="spellStart"/>
+      <w:r>
+        <w:t>Statistics</w:t>
+      </w:r>
+      <w:proofErr w:type="spellEnd"/>
+      <w:r>
+        <w:t xml:space="preserve"> tab</w:t>
       </w:r>
     </w:p>
     <w:p>
@@ -278,6 +352,21 @@
       </w:pPr>
       <w:r>
         <w:t>Plots</w:t>
+      </w:r>
+    </w:p>
+    <w:p/>
+    <w:p>
+      <w:pPr>
+        <w:pStyle w:val="Heading1"/>
+      </w:pPr>
+      <w:r>
+        <w:lastRenderedPageBreak/>
+        <w:t>Feedback</w:t>
+      </w:r>
+    </w:p>
+    <w:p>
+      <w:r>
+        <w:t xml:space="preserve">Mail fra Laura d. 03-12-2025. </w:t>
       </w:r>
     </w:p>
     <w:sectPr>
@@ -307,7 +396,7 @@
         <w:rFonts w:ascii="Aptos" w:eastAsiaTheme="minorHAnsi" w:hAnsi="Aptos" w:cstheme="minorBidi" w:hint="default"/>
       </w:rPr>
     </w:lvl>
-    <w:lvl w:ilvl="1" w:tplc="04060003" w:tentative="1">
+    <w:lvl w:ilvl="1" w:tplc="04060003">
       <w:start w:val="1"/>
       <w:numFmt w:val="bullet"/>
       <w:lvlText w:val="o"/>
